--- a/published/ai-es/01_story_time/03_perception/study-guides/03_perception-practice_quiz.docx
+++ b/published/ai-es/01_story_time/03_perception/study-guides/03_perception-practice_quiz.docx
@@ -27,6 +27,11 @@
     </w:p>
     <w:p>
       <w:r>
+        <w:t>Answer: A! Great job! Perception means using all your senses to notice what is happening around you.</w:t>
+      </w:r>
+    </w:p>
+    <w:p>
+      <w:r>
         <w:t>Which sense helps you hear a bell?</w:t>
         <w:br/>
         <w:t xml:space="preserve">    A) Eyes</w:t>
@@ -36,6 +41,11 @@
         <w:t xml:space="preserve">    C) Ears</w:t>
         <w:br/>
         <w:t xml:space="preserve">    D) Tongue</w:t>
+      </w:r>
+    </w:p>
+    <w:p>
+      <w:r>
+        <w:t>Answer: C! That's right! Your ears pick up sounds like bells, music, and people talking.</w:t>
       </w:r>
     </w:p>
     <w:p>
@@ -53,6 +63,11 @@
     </w:p>
     <w:p>
       <w:r>
+        <w:t>Answer: C! Yum! Your tongue has taste buds that tell your brain "This is sweet!"</w:t>
+      </w:r>
+    </w:p>
+    <w:p>
+      <w:r>
         <w:t>Oliver the Owl heard a "Snap!" What did he do?</w:t>
         <w:br/>
         <w:t xml:space="preserve">    A) He flew away</w:t>
@@ -62,6 +77,11 @@
         <w:t xml:space="preserve">    C) He went back to sleep</w:t>
         <w:br/>
         <w:t xml:space="preserve">    D) He danced</w:t>
+      </w:r>
+    </w:p>
+    <w:p>
+      <w:r>
+        <w:t>Answer: B! Good thinking! After hearing the sound, Oliver used his eyes to look and find out what made it.</w:t>
       </w:r>
     </w:p>
     <w:p>
@@ -79,6 +99,11 @@
     </w:p>
     <w:p>
       <w:r>
+        <w:t>Answer: B! Exactly! Your brain puts all the clues from your senses together and makes a guess about what is happening.</w:t>
+      </w:r>
+    </w:p>
+    <w:p>
+      <w:r>
         <w:t>If you touch a cactus, what does your skin tell you?</w:t>
         <w:br/>
         <w:t xml:space="preserve">    A) It is soft</w:t>
@@ -92,6 +117,11 @@
     </w:p>
     <w:p>
       <w:r>
+        <w:t>Answer: B! Ouch! Your skin tells your brain "That is prickly!" so you know to stop touching it.</w:t>
+      </w:r>
+    </w:p>
+    <w:p>
+      <w:r>
         <w:t>Can our senses sometimes trick us?</w:t>
         <w:br/>
         <w:t xml:space="preserve">    A) Yes, like seeing a shadow monster</w:t>
@@ -101,6 +131,65 @@
         <w:t xml:space="preserve">    C) Only on Mondays</w:t>
         <w:br/>
         <w:t xml:space="preserve">    D) Senses are magic</w:t>
+      </w:r>
+    </w:p>
+    <w:p>
+      <w:r>
+        <w:t>Answer: A! That's right! Sometimes our brain makes a wrong guess, like thinking a shadow is a monster when it is really just a coat.</w:t>
+      </w:r>
+    </w:p>
+    <w:p>
+      <w:r>
+        <w:t>How many main senses do we have?</w:t>
+        <w:br/>
+        <w:t xml:space="preserve">    A) Two</w:t>
+        <w:br/>
+        <w:t xml:space="preserve">    B) Five</w:t>
+        <w:br/>
+        <w:t xml:space="preserve">    C) One hundred</w:t>
+        <w:br/>
+        <w:t xml:space="preserve">    D) Zero</w:t>
+      </w:r>
+    </w:p>
+    <w:p>
+      <w:r>
+        <w:t>Answer: B! Nice work! We have five main senses: seeing, hearing, smelling, touching, and tasting.</w:t>
+      </w:r>
+    </w:p>
+    <w:p>
+      <w:r>
+        <w:t>What did Oliver the Owl smell that helped him figure out it was just a bear?</w:t>
+        <w:br/>
+        <w:t xml:space="preserve">    A) Pizza</w:t>
+        <w:br/>
+        <w:t xml:space="preserve">    B) Blueberries</w:t>
+        <w:br/>
+        <w:t xml:space="preserve">    C) Stinky socks</w:t>
+        <w:br/>
+        <w:t xml:space="preserve">    D) Flowers</w:t>
+      </w:r>
+    </w:p>
+    <w:p>
+      <w:r>
+        <w:t>Answer: B! That's right! Oliver smelled something sweet like blueberries, which helped him realize it was a bear eating a snack, not a monster.</w:t>
+      </w:r>
+    </w:p>
+    <w:p>
+      <w:r>
+        <w:t>If you close your eyes and plug your ears, what happens?</w:t>
+        <w:br/>
+        <w:t xml:space="preserve">    A) You can still see everything perfectly</w:t>
+        <w:br/>
+        <w:t xml:space="preserve">    B) It is hard to know what is happening around you</w:t>
+        <w:br/>
+        <w:t xml:space="preserve">    C) You turn invisible</w:t>
+        <w:br/>
+        <w:t xml:space="preserve">    D) You become a superhero</w:t>
+      </w:r>
+    </w:p>
+    <w:p>
+      <w:r>
+        <w:t>Answer: B! Exactly! Without your senses bringing in information, it is really hard to tell what is going on around you.</w:t>
       </w:r>
     </w:p>
     <w:p>
